--- a/docs/lista_louvores/Textos_Louvores/UM SÓ DEUS.docx
+++ b/docs/lista_louvores/Textos_Louvores/UM SÓ DEUS.docx
@@ -4,78 +4,64 @@
   <w:body>
     <w:p>
       <w:pPr>
-        <w:spacing w:before="120" w:after="0"/>
-        <w:rPr>
-          <w:rFonts w:eastAsia="Arial" w:cs="Arial"/>
-          <w:color w:val="000000" w:themeColor="text1"/>
-          <w:sz w:val="28"/>
-          <w:szCs w:val="28"/>
-        </w:rPr>
+        <w:pStyle w:val="Ttulo1"/>
       </w:pPr>
       <w:r>
-        <w:rPr>
-          <w:rFonts w:eastAsia="Arial" w:cs="Arial"/>
-          <w:color w:val="000000" w:themeColor="text1"/>
-          <w:sz w:val="28"/>
-          <w:szCs w:val="28"/>
-          <w:u w:val="single"/>
-        </w:rPr>
         <w:t>UM SÓ DEUS</w:t>
       </w:r>
     </w:p>
     <w:p>
       <w:pPr>
-        <w:spacing w:before="120" w:after="0"/>
-        <w:rPr>
-          <w:rFonts w:eastAsia="Arial" w:cs="Arial"/>
+        <w:rPr>
+          <w:rFonts w:ascii="Times New Roman" w:eastAsia="Arial" w:hAnsi="Times New Roman"/>
           <w:color w:val="000000" w:themeColor="text1"/>
         </w:rPr>
       </w:pPr>
       <w:r>
         <w:rPr>
-          <w:rFonts w:eastAsia="Arial" w:cs="Arial"/>
+          <w:rFonts w:ascii="Times New Roman" w:eastAsia="Arial" w:hAnsi="Times New Roman"/>
           <w:color w:val="000000" w:themeColor="text1"/>
         </w:rPr>
         <w:t xml:space="preserve">Um só Deus, um só Senhor </w:t>
       </w:r>
       <w:r>
         <w:rPr>
-          <w:rFonts w:eastAsia="Arial" w:cs="Arial"/>
+          <w:rFonts w:ascii="Times New Roman" w:eastAsia="Arial" w:hAnsi="Times New Roman"/>
           <w:color w:val="000000" w:themeColor="text1"/>
         </w:rPr>
         <w:br/>
       </w:r>
       <w:r>
         <w:rPr>
-          <w:rFonts w:eastAsia="Arial" w:cs="Arial"/>
+          <w:rFonts w:ascii="Times New Roman" w:eastAsia="Arial" w:hAnsi="Times New Roman"/>
           <w:color w:val="000000" w:themeColor="text1"/>
         </w:rPr>
         <w:t>Uma só fé, um só amor</w:t>
       </w:r>
       <w:r>
         <w:rPr>
-          <w:rFonts w:eastAsia="Arial" w:cs="Arial"/>
+          <w:rFonts w:ascii="Times New Roman" w:eastAsia="Arial" w:hAnsi="Times New Roman"/>
           <w:color w:val="000000" w:themeColor="text1"/>
         </w:rPr>
         <w:br/>
       </w:r>
       <w:r>
         <w:rPr>
-          <w:rFonts w:eastAsia="Arial" w:cs="Arial"/>
+          <w:rFonts w:ascii="Times New Roman" w:eastAsia="Arial" w:hAnsi="Times New Roman"/>
           <w:color w:val="000000" w:themeColor="text1"/>
         </w:rPr>
         <w:t xml:space="preserve">Um só batismo, </w:t>
       </w:r>
       <w:r>
         <w:rPr>
-          <w:rFonts w:eastAsia="Arial" w:cs="Arial"/>
+          <w:rFonts w:ascii="Times New Roman" w:eastAsia="Arial" w:hAnsi="Times New Roman"/>
           <w:color w:val="000000" w:themeColor="text1"/>
         </w:rPr>
         <w:br/>
       </w:r>
       <w:r>
         <w:rPr>
-          <w:rFonts w:eastAsia="Arial" w:cs="Arial"/>
+          <w:rFonts w:ascii="Times New Roman" w:eastAsia="Arial" w:hAnsi="Times New Roman"/>
           <w:color w:val="000000" w:themeColor="text1"/>
         </w:rPr>
         <w:t xml:space="preserve">Um só Espírito Mediador </w:t>
@@ -83,90 +69,161 @@
     </w:p>
     <w:p>
       <w:pPr>
-        <w:spacing w:before="120" w:after="0"/>
-        <w:rPr>
-          <w:rFonts w:eastAsia="Arial" w:cs="Arial"/>
+        <w:rPr>
+          <w:rFonts w:ascii="Times New Roman" w:eastAsia="Arial" w:hAnsi="Times New Roman"/>
           <w:color w:val="000000" w:themeColor="text1"/>
         </w:rPr>
       </w:pPr>
       <w:r>
         <w:rPr>
-          <w:rFonts w:eastAsia="Arial" w:cs="Arial"/>
+          <w:rFonts w:ascii="Times New Roman" w:eastAsia="Arial" w:hAnsi="Times New Roman"/>
           <w:color w:val="000000" w:themeColor="text1"/>
         </w:rPr>
         <w:t>Um povo justificado</w:t>
       </w:r>
       <w:r>
         <w:rPr>
-          <w:rFonts w:eastAsia="Arial" w:cs="Arial"/>
+          <w:rFonts w:ascii="Times New Roman" w:eastAsia="Arial" w:hAnsi="Times New Roman"/>
           <w:color w:val="000000" w:themeColor="text1"/>
         </w:rPr>
         <w:br/>
       </w:r>
       <w:r>
         <w:rPr>
-          <w:rFonts w:eastAsia="Arial" w:cs="Arial"/>
+          <w:rFonts w:ascii="Times New Roman" w:eastAsia="Arial" w:hAnsi="Times New Roman"/>
           <w:color w:val="000000" w:themeColor="text1"/>
         </w:rPr>
         <w:t xml:space="preserve">Pelo sangue do Salvador </w:t>
       </w:r>
       <w:r>
         <w:rPr>
-          <w:rFonts w:eastAsia="Arial" w:cs="Arial"/>
+          <w:rFonts w:ascii="Times New Roman" w:eastAsia="Arial" w:hAnsi="Times New Roman"/>
           <w:color w:val="000000" w:themeColor="text1"/>
         </w:rPr>
         <w:br/>
       </w:r>
       <w:r>
         <w:rPr>
-          <w:rFonts w:eastAsia="Arial" w:cs="Arial"/>
+          <w:rFonts w:ascii="Times New Roman" w:eastAsia="Arial" w:hAnsi="Times New Roman"/>
           <w:color w:val="000000" w:themeColor="text1"/>
         </w:rPr>
         <w:t>Um caminho que nos conduz</w:t>
       </w:r>
       <w:r>
         <w:rPr>
-          <w:rFonts w:eastAsia="Arial" w:cs="Arial"/>
+          <w:rFonts w:ascii="Times New Roman" w:eastAsia="Arial" w:hAnsi="Times New Roman"/>
           <w:color w:val="000000" w:themeColor="text1"/>
         </w:rPr>
         <w:br/>
       </w:r>
       <w:r>
         <w:rPr>
-          <w:rFonts w:eastAsia="Arial" w:cs="Arial"/>
+          <w:rFonts w:ascii="Times New Roman" w:eastAsia="Arial" w:hAnsi="Times New Roman"/>
           <w:color w:val="000000" w:themeColor="text1"/>
         </w:rPr>
         <w:t>Para o Reino de Jesus</w:t>
       </w:r>
       <w:r>
         <w:rPr>
-          <w:rFonts w:eastAsia="Arial" w:cs="Arial"/>
+          <w:rFonts w:ascii="Times New Roman" w:eastAsia="Arial" w:hAnsi="Times New Roman"/>
           <w:color w:val="000000" w:themeColor="text1"/>
         </w:rPr>
         <w:br/>
       </w:r>
       <w:r>
         <w:rPr>
-          <w:rFonts w:eastAsia="Arial" w:cs="Arial"/>
-          <w:color w:val="000000" w:themeColor="text1"/>
-        </w:rPr>
-        <w:t>Para o Reino de Jesus (2X)</w:t>
+          <w:rFonts w:ascii="Times New Roman" w:eastAsia="Arial" w:hAnsi="Times New Roman"/>
+          <w:color w:val="000000" w:themeColor="text1"/>
+        </w:rPr>
+        <w:t xml:space="preserve">Para o Reino de Jesus </w:t>
+      </w:r>
+      <w:r>
+        <w:rPr>
+          <w:rFonts w:ascii="Times New Roman" w:eastAsia="Arial" w:hAnsi="Times New Roman"/>
+          <w:b/>
+          <w:bCs/>
+          <w:color w:val="000000" w:themeColor="text1"/>
+        </w:rPr>
+        <w:t>[</w:t>
+      </w:r>
+      <w:r>
+        <w:rPr>
+          <w:rFonts w:ascii="Times New Roman" w:eastAsia="Arial" w:hAnsi="Times New Roman"/>
+          <w:b/>
+          <w:bCs/>
+          <w:color w:val="000000" w:themeColor="text1"/>
+        </w:rPr>
+        <w:t>2</w:t>
+      </w:r>
+      <w:r>
+        <w:rPr>
+          <w:rFonts w:ascii="Times New Roman" w:eastAsia="Arial" w:hAnsi="Times New Roman"/>
+          <w:b/>
+          <w:bCs/>
+          <w:color w:val="000000" w:themeColor="text1"/>
+        </w:rPr>
+        <w:t xml:space="preserve"> </w:t>
+      </w:r>
+      <w:r>
+        <w:rPr>
+          <w:rFonts w:ascii="Times New Roman" w:eastAsia="Arial" w:hAnsi="Times New Roman"/>
+          <w:b/>
+          <w:bCs/>
+          <w:color w:val="000000" w:themeColor="text1"/>
+        </w:rPr>
+        <w:t>X</w:t>
+      </w:r>
+      <w:r>
+        <w:rPr>
+          <w:rFonts w:ascii="Times New Roman" w:eastAsia="Arial" w:hAnsi="Times New Roman"/>
+          <w:b/>
+          <w:bCs/>
+          <w:color w:val="000000" w:themeColor="text1"/>
+        </w:rPr>
+        <w:t>]</w:t>
       </w:r>
     </w:p>
     <w:p>
       <w:pPr>
-        <w:spacing w:before="120" w:after="0"/>
-        <w:rPr>
-          <w:rFonts w:eastAsia="Arial" w:cs="Arial"/>
+        <w:rPr>
+          <w:rFonts w:ascii="Times New Roman" w:eastAsia="Arial" w:hAnsi="Times New Roman"/>
           <w:color w:val="000000" w:themeColor="text1"/>
         </w:rPr>
       </w:pPr>
       <w:r>
         <w:rPr>
-          <w:rFonts w:eastAsia="Arial" w:cs="Arial"/>
-          <w:color w:val="000000" w:themeColor="text1"/>
-        </w:rPr>
-        <w:t>Para o Reino de Jesus (2X)</w:t>
+          <w:rFonts w:ascii="Times New Roman" w:eastAsia="Arial" w:hAnsi="Times New Roman"/>
+          <w:color w:val="000000" w:themeColor="text1"/>
+        </w:rPr>
+        <w:t>Para o Reino de Jesus</w:t>
+      </w:r>
+      <w:r>
+        <w:rPr>
+          <w:rFonts w:ascii="Times New Roman" w:eastAsia="Arial" w:hAnsi="Times New Roman"/>
+          <w:color w:val="000000" w:themeColor="text1"/>
+        </w:rPr>
+        <w:t xml:space="preserve">, </w:t>
+      </w:r>
+      <w:r>
+        <w:rPr>
+          <w:rFonts w:ascii="Times New Roman" w:eastAsia="Arial" w:hAnsi="Times New Roman"/>
+          <w:color w:val="000000" w:themeColor="text1"/>
+        </w:rPr>
+        <w:br/>
+      </w:r>
+      <w:r>
+        <w:rPr>
+          <w:rFonts w:ascii="Times New Roman" w:eastAsia="Arial" w:hAnsi="Times New Roman"/>
+          <w:color w:val="000000" w:themeColor="text1"/>
+        </w:rPr>
+        <w:t>Para o Reino de Jesus</w:t>
+      </w:r>
+      <w:r>
+        <w:rPr>
+          <w:rFonts w:ascii="Times New Roman" w:eastAsia="Arial" w:hAnsi="Times New Roman"/>
+          <w:color w:val="000000" w:themeColor="text1"/>
+        </w:rPr>
+        <w:t xml:space="preserve"> </w:t>
       </w:r>
     </w:p>
     <w:sectPr>
